--- a/public/Movil/HU-mobilv2(Pantallas).docx
+++ b/public/Movil/HU-mobilv2(Pantallas).docx
@@ -461,7 +461,34 @@
                 <w:sz w:val="24"/>
                 <w:szCs w:val="24"/>
               </w:rPr>
-              <w:t>14/07/26</w:t>
+              <w:t>06</w:t>
+            </w:r>
+            <w:r>
+              <w:rPr>
+                <w:rFonts w:ascii="Calibri" w:eastAsia="Calibri" w:hAnsi="Calibri" w:cs="Calibri"/>
+                <w:color w:val="000000"/>
+                <w:sz w:val="24"/>
+                <w:szCs w:val="24"/>
+              </w:rPr>
+              <w:t>/0</w:t>
+            </w:r>
+            <w:r>
+              <w:rPr>
+                <w:rFonts w:ascii="Calibri" w:eastAsia="Calibri" w:hAnsi="Calibri" w:cs="Calibri"/>
+                <w:color w:val="000000"/>
+                <w:sz w:val="24"/>
+                <w:szCs w:val="24"/>
+              </w:rPr>
+              <w:t>6</w:t>
+            </w:r>
+            <w:r>
+              <w:rPr>
+                <w:rFonts w:ascii="Calibri" w:eastAsia="Calibri" w:hAnsi="Calibri" w:cs="Calibri"/>
+                <w:color w:val="000000"/>
+                <w:sz w:val="24"/>
+                <w:szCs w:val="24"/>
+              </w:rPr>
+              <w:t>/26</w:t>
             </w:r>
           </w:p>
         </w:tc>
@@ -527,7 +554,34 @@
                 <w:sz w:val="24"/>
                 <w:szCs w:val="24"/>
               </w:rPr>
-              <w:t>14/07/26</w:t>
+              <w:t>15</w:t>
+            </w:r>
+            <w:r>
+              <w:rPr>
+                <w:rFonts w:ascii="Calibri" w:eastAsia="Calibri" w:hAnsi="Calibri" w:cs="Calibri"/>
+                <w:color w:val="000000"/>
+                <w:sz w:val="24"/>
+                <w:szCs w:val="24"/>
+              </w:rPr>
+              <w:t>/0</w:t>
+            </w:r>
+            <w:r>
+              <w:rPr>
+                <w:rFonts w:ascii="Calibri" w:eastAsia="Calibri" w:hAnsi="Calibri" w:cs="Calibri"/>
+                <w:color w:val="000000"/>
+                <w:sz w:val="24"/>
+                <w:szCs w:val="24"/>
+              </w:rPr>
+              <w:t>7</w:t>
+            </w:r>
+            <w:r>
+              <w:rPr>
+                <w:rFonts w:ascii="Calibri" w:eastAsia="Calibri" w:hAnsi="Calibri" w:cs="Calibri"/>
+                <w:color w:val="000000"/>
+                <w:sz w:val="24"/>
+                <w:szCs w:val="24"/>
+              </w:rPr>
+              <w:t>/26</w:t>
             </w:r>
           </w:p>
         </w:tc>
@@ -601,7 +655,7 @@
               </wp:anchor>
             </w:drawing>
           </mc:Choice>
-          <mc:Fallback xmlns:w16sdtfl="http://schemas.microsoft.com/office/word/2024/wordml/sdtformatlock" xmlns:w16du="http://schemas.microsoft.com/office/word/2023/wordml/word16du" xmlns:oel="http://schemas.microsoft.com/office/2019/extlst">
+          <mc:Fallback xmlns:oel="http://schemas.microsoft.com/office/2019/extlst" xmlns:w16du="http://schemas.microsoft.com/office/word/2023/wordml/word16du" xmlns:w16sdtfl="http://schemas.microsoft.com/office/word/2024/wordml/sdtformatlock">
             <w:pict>
               <v:shapetype w14:anchorId="0048E171" id="_x0000_t32" coordsize="21600,21600" o:spt="32" o:oned="t" path="m,l21600,21600e" filled="f">
                 <v:path arrowok="t" fillok="f" o:connecttype="none"/>
@@ -2229,21 +2283,7 @@
               <w:rPr>
                 <w:rFonts w:asciiTheme="majorHAnsi" w:hAnsiTheme="majorHAnsi" w:cstheme="majorHAnsi"/>
               </w:rPr>
-              <w:t>Mostrar un diseño de cuadrícula (</w:t>
-            </w:r>
-            <w:proofErr w:type="spellStart"/>
-            <w:r>
-              <w:rPr>
-                <w:rFonts w:asciiTheme="majorHAnsi" w:hAnsiTheme="majorHAnsi" w:cstheme="majorHAnsi"/>
-              </w:rPr>
-              <w:t>grid</w:t>
-            </w:r>
-            <w:proofErr w:type="spellEnd"/>
-            <w:r>
-              <w:rPr>
-                <w:rFonts w:asciiTheme="majorHAnsi" w:hAnsiTheme="majorHAnsi" w:cstheme="majorHAnsi"/>
-              </w:rPr>
-              <w:t>) con iconos claros para cada módulo (Reloj Marcador, Servicios Programados, Procedimientos, Viáticos, etc.).</w:t>
+              <w:t>Mostrar un diseño de cuadrícula (grid) con iconos claros para cada módulo (Reloj Marcador, Servicios Programados, Procedimientos, Viáticos, etc.).</w:t>
             </w:r>
           </w:p>
         </w:tc>
@@ -2278,21 +2318,7 @@
               <w:rPr>
                 <w:rFonts w:asciiTheme="majorHAnsi" w:hAnsiTheme="majorHAnsi" w:cstheme="majorHAnsi"/>
               </w:rPr>
-              <w:t>Las tarjetas deben mostrar indicadores dinámicos (</w:t>
-            </w:r>
-            <w:proofErr w:type="spellStart"/>
-            <w:r>
-              <w:rPr>
-                <w:rFonts w:asciiTheme="majorHAnsi" w:hAnsiTheme="majorHAnsi" w:cstheme="majorHAnsi"/>
-              </w:rPr>
-              <w:t>badges</w:t>
-            </w:r>
-            <w:proofErr w:type="spellEnd"/>
-            <w:r>
-              <w:rPr>
-                <w:rFonts w:asciiTheme="majorHAnsi" w:hAnsiTheme="majorHAnsi" w:cstheme="majorHAnsi"/>
-              </w:rPr>
-              <w:t>) extraídos en tiempo real (ej. "8 Asignados" en Servicios, "3 Servicios" en Ruta del Día).</w:t>
+              <w:t>Las tarjetas deben mostrar indicadores dinámicos (badges) extraídos en tiempo real (ej. "8 Asignados" en Servicios, "3 Servicios" en Ruta del Día).</w:t>
             </w:r>
           </w:p>
         </w:tc>
@@ -2970,21 +2996,7 @@
               <w:rPr>
                 <w:rFonts w:asciiTheme="majorHAnsi" w:hAnsiTheme="majorHAnsi" w:cstheme="majorHAnsi"/>
               </w:rPr>
-              <w:t>Mostrar indicadores visuales (</w:t>
-            </w:r>
-            <w:proofErr w:type="spellStart"/>
-            <w:r>
-              <w:rPr>
-                <w:rFonts w:asciiTheme="majorHAnsi" w:hAnsiTheme="majorHAnsi" w:cstheme="majorHAnsi"/>
-              </w:rPr>
-              <w:t>check</w:t>
-            </w:r>
-            <w:proofErr w:type="spellEnd"/>
-            <w:r>
-              <w:rPr>
-                <w:rFonts w:asciiTheme="majorHAnsi" w:hAnsiTheme="majorHAnsi" w:cstheme="majorHAnsi"/>
-              </w:rPr>
-              <w:t xml:space="preserve"> verde, alerta naranja) para reflejar si el cliente está confirmado o si hay alertas predictivas.</w:t>
+              <w:t>Mostrar indicadores visuales (check verde, alerta naranja) para reflejar si el cliente está confirmado o si hay alertas predictivas.</w:t>
             </w:r>
           </w:p>
         </w:tc>
@@ -5103,51 +5115,7 @@
                 <w:color w:val="000000"/>
                 <w:lang w:eastAsia="es-PE"/>
               </w:rPr>
-              <w:t>Registro de Llegada (</w:t>
-            </w:r>
-            <w:proofErr w:type="spellStart"/>
-            <w:r>
-              <w:rPr>
-                <w:rFonts w:ascii="Calibri" w:eastAsia="Times New Roman" w:hAnsi="Calibri" w:cs="Calibri"/>
-                <w:b/>
-                <w:bCs/>
-                <w:color w:val="000000"/>
-                <w:lang w:eastAsia="es-PE"/>
-              </w:rPr>
-              <w:t>Geocerca</w:t>
-            </w:r>
-            <w:proofErr w:type="spellEnd"/>
-            <w:r>
-              <w:rPr>
-                <w:rFonts w:ascii="Calibri" w:eastAsia="Times New Roman" w:hAnsi="Calibri" w:cs="Calibri"/>
-                <w:b/>
-                <w:bCs/>
-                <w:color w:val="000000"/>
-                <w:lang w:eastAsia="es-PE"/>
-              </w:rPr>
-              <w:t xml:space="preserve">) y </w:t>
-            </w:r>
-            <w:proofErr w:type="spellStart"/>
-            <w:r>
-              <w:rPr>
-                <w:rFonts w:ascii="Calibri" w:eastAsia="Times New Roman" w:hAnsi="Calibri" w:cs="Calibri"/>
-                <w:b/>
-                <w:bCs/>
-                <w:color w:val="000000"/>
-                <w:lang w:eastAsia="es-PE"/>
-              </w:rPr>
-              <w:t>Hard</w:t>
-            </w:r>
-            <w:proofErr w:type="spellEnd"/>
-            <w:r>
-              <w:rPr>
-                <w:rFonts w:ascii="Calibri" w:eastAsia="Times New Roman" w:hAnsi="Calibri" w:cs="Calibri"/>
-                <w:b/>
-                <w:bCs/>
-                <w:color w:val="000000"/>
-                <w:lang w:eastAsia="es-PE"/>
-              </w:rPr>
-              <w:t xml:space="preserve"> Stop</w:t>
+              <w:t>Registro de Llegada (Geocerca) y Hard Stop</w:t>
             </w:r>
           </w:p>
         </w:tc>
@@ -9578,21 +9546,7 @@
               <w:rPr>
                 <w:rFonts w:asciiTheme="majorHAnsi" w:hAnsiTheme="majorHAnsi" w:cstheme="majorHAnsi"/>
               </w:rPr>
-              <w:t>Mostrar un panel (</w:t>
-            </w:r>
-            <w:proofErr w:type="spellStart"/>
-            <w:r>
-              <w:rPr>
-                <w:rFonts w:asciiTheme="majorHAnsi" w:hAnsiTheme="majorHAnsi" w:cstheme="majorHAnsi"/>
-              </w:rPr>
-              <w:t>grid</w:t>
-            </w:r>
-            <w:proofErr w:type="spellEnd"/>
-            <w:r>
-              <w:rPr>
-                <w:rFonts w:asciiTheme="majorHAnsi" w:hAnsiTheme="majorHAnsi" w:cstheme="majorHAnsi"/>
-              </w:rPr>
-              <w:t>) con todos los requerimientos fotográficos pendientes (Placa, Inicial, Encendido, Desmontaje, etc.).</w:t>
+              <w:t>Mostrar un panel (grid) con todos los requerimientos fotográficos pendientes (Placa, Inicial, Encendido, Desmontaje, etc.).</w:t>
             </w:r>
           </w:p>
         </w:tc>
@@ -10463,7 +10417,6 @@
                 <w:lang w:val="es-PE" w:eastAsia="es-PE"/>
               </w:rPr>
             </w:pPr>
-            <w:proofErr w:type="spellStart"/>
             <w:r>
               <w:rPr>
                 <w:rFonts w:ascii="Calibri" w:eastAsia="Times New Roman" w:hAnsi="Calibri" w:cs="Calibri"/>
@@ -10472,18 +10425,7 @@
                 <w:color w:val="000000"/>
                 <w:lang w:eastAsia="es-PE"/>
               </w:rPr>
-              <w:t>Override</w:t>
-            </w:r>
-            <w:proofErr w:type="spellEnd"/>
-            <w:r>
-              <w:rPr>
-                <w:rFonts w:ascii="Calibri" w:eastAsia="Times New Roman" w:hAnsi="Calibri" w:cs="Calibri"/>
-                <w:b/>
-                <w:bCs/>
-                <w:color w:val="000000"/>
-                <w:lang w:eastAsia="es-PE"/>
-              </w:rPr>
-              <w:t xml:space="preserve"> de Evidencia Fotográfica (Forzar Continuación)</w:t>
+              <w:t>Override de Evidencia Fotográfica (Forzar Continuación)</w:t>
             </w:r>
           </w:p>
         </w:tc>
@@ -10740,21 +10682,7 @@
               <w:rPr>
                 <w:rFonts w:asciiTheme="majorHAnsi" w:hAnsiTheme="majorHAnsi" w:cstheme="majorHAnsi"/>
               </w:rPr>
-              <w:t xml:space="preserve">Si el usuario decide ignorar el rechazo de la IA, mostrar un modal de advertencia crítica indicando las consecuencias (Registro de excepción, impacto en </w:t>
-            </w:r>
-            <w:proofErr w:type="spellStart"/>
-            <w:r>
-              <w:rPr>
-                <w:rFonts w:asciiTheme="majorHAnsi" w:hAnsiTheme="majorHAnsi" w:cstheme="majorHAnsi"/>
-              </w:rPr>
-              <w:t>scorecard</w:t>
-            </w:r>
-            <w:proofErr w:type="spellEnd"/>
-            <w:r>
-              <w:rPr>
-                <w:rFonts w:asciiTheme="majorHAnsi" w:hAnsiTheme="majorHAnsi" w:cstheme="majorHAnsi"/>
-              </w:rPr>
-              <w:t xml:space="preserve"> y visibilidad para Jefatura).</w:t>
+              <w:t>Si el usuario decide ignorar el rechazo de la IA, mostrar un modal de advertencia crítica indicando las consecuencias (Registro de excepción, impacto en scorecard y visibilidad para Jefatura).</w:t>
             </w:r>
           </w:p>
         </w:tc>
@@ -10789,21 +10717,7 @@
               <w:rPr>
                 <w:rFonts w:asciiTheme="majorHAnsi" w:hAnsiTheme="majorHAnsi" w:cstheme="majorHAnsi"/>
               </w:rPr>
-              <w:t xml:space="preserve">Exigir obligatoriamente la selección de un "Motivo del </w:t>
-            </w:r>
-            <w:proofErr w:type="spellStart"/>
-            <w:r>
-              <w:rPr>
-                <w:rFonts w:asciiTheme="majorHAnsi" w:hAnsiTheme="majorHAnsi" w:cstheme="majorHAnsi"/>
-              </w:rPr>
-              <w:t>override</w:t>
-            </w:r>
-            <w:proofErr w:type="spellEnd"/>
-            <w:r>
-              <w:rPr>
-                <w:rFonts w:asciiTheme="majorHAnsi" w:hAnsiTheme="majorHAnsi" w:cstheme="majorHAnsi"/>
-              </w:rPr>
-              <w:t>" desde una lista desplegable antes de habilitar el botón "Forzar continuación".</w:t>
+              <w:t>Exigir obligatoriamente la selección de un "Motivo del override" desde una lista desplegable antes de habilitar el botón "Forzar continuación".</w:t>
             </w:r>
           </w:p>
         </w:tc>
@@ -11228,29 +11142,7 @@
                 <w:color w:val="000000"/>
                 <w:lang w:eastAsia="es-PE"/>
               </w:rPr>
-              <w:t xml:space="preserve">Captura de </w:t>
-            </w:r>
-            <w:proofErr w:type="spellStart"/>
-            <w:r>
-              <w:rPr>
-                <w:rFonts w:ascii="Calibri" w:eastAsia="Times New Roman" w:hAnsi="Calibri" w:cs="Calibri"/>
-                <w:b/>
-                <w:bCs/>
-                <w:color w:val="000000"/>
-                <w:lang w:eastAsia="es-PE"/>
-              </w:rPr>
-              <w:t>Microvideo</w:t>
-            </w:r>
-            <w:proofErr w:type="spellEnd"/>
-            <w:r>
-              <w:rPr>
-                <w:rFonts w:ascii="Calibri" w:eastAsia="Times New Roman" w:hAnsi="Calibri" w:cs="Calibri"/>
-                <w:b/>
-                <w:bCs/>
-                <w:color w:val="000000"/>
-                <w:lang w:eastAsia="es-PE"/>
-              </w:rPr>
-              <w:t xml:space="preserve"> de Encendido</w:t>
+              <w:t>Captura de Microvideo de Encendido</w:t>
             </w:r>
           </w:p>
         </w:tc>
@@ -11371,25 +11263,7 @@
                 <w:color w:val="000000"/>
                 <w:lang w:eastAsia="es-PE"/>
               </w:rPr>
-              <w:t xml:space="preserve">grabar un </w:t>
-            </w:r>
-            <w:proofErr w:type="spellStart"/>
-            <w:r>
-              <w:rPr>
-                <w:rFonts w:ascii="Calibri" w:eastAsia="Times New Roman" w:hAnsi="Calibri" w:cs="Calibri"/>
-                <w:color w:val="000000"/>
-                <w:lang w:eastAsia="es-PE"/>
-              </w:rPr>
-              <w:t>microvideo</w:t>
-            </w:r>
-            <w:proofErr w:type="spellEnd"/>
-            <w:r>
-              <w:rPr>
-                <w:rFonts w:ascii="Calibri" w:eastAsia="Times New Roman" w:hAnsi="Calibri" w:cs="Calibri"/>
-                <w:color w:val="000000"/>
-                <w:lang w:eastAsia="es-PE"/>
-              </w:rPr>
-              <w:t xml:space="preserve"> del encendido del equipo</w:t>
+              <w:t>grabar un microvideo del encendido del equipo</w:t>
             </w:r>
           </w:p>
         </w:tc>
@@ -11449,25 +11323,7 @@
                 <w:color w:val="000000"/>
                 <w:lang w:eastAsia="es-PE"/>
               </w:rPr>
-              <w:t xml:space="preserve">evidenciar digitalmente el correcto funcionamiento del </w:t>
-            </w:r>
-            <w:proofErr w:type="spellStart"/>
-            <w:r>
-              <w:rPr>
-                <w:rFonts w:ascii="Calibri" w:eastAsia="Times New Roman" w:hAnsi="Calibri" w:cs="Calibri"/>
-                <w:color w:val="000000"/>
-                <w:lang w:eastAsia="es-PE"/>
-              </w:rPr>
-              <w:t>display</w:t>
-            </w:r>
-            <w:proofErr w:type="spellEnd"/>
-            <w:r>
-              <w:rPr>
-                <w:rFonts w:ascii="Calibri" w:eastAsia="Times New Roman" w:hAnsi="Calibri" w:cs="Calibri"/>
-                <w:color w:val="000000"/>
-                <w:lang w:eastAsia="es-PE"/>
-              </w:rPr>
-              <w:t xml:space="preserve"> del instrumento.</w:t>
+              <w:t>evidenciar digitalmente el correcto funcionamiento del display del instrumento.</w:t>
             </w:r>
           </w:p>
         </w:tc>
@@ -11578,21 +11434,7 @@
               <w:rPr>
                 <w:rFonts w:asciiTheme="majorHAnsi" w:hAnsiTheme="majorHAnsi" w:cstheme="majorHAnsi"/>
               </w:rPr>
-              <w:t xml:space="preserve">Mostrar un marco de enfoque (Guía UI) en pantalla y ejecutar un análisis de video en vivo ("Analizando </w:t>
-            </w:r>
-            <w:proofErr w:type="spellStart"/>
-            <w:r>
-              <w:rPr>
-                <w:rFonts w:asciiTheme="majorHAnsi" w:hAnsiTheme="majorHAnsi" w:cstheme="majorHAnsi"/>
-              </w:rPr>
-              <w:t>display</w:t>
-            </w:r>
-            <w:proofErr w:type="spellEnd"/>
-            <w:r>
-              <w:rPr>
-                <w:rFonts w:asciiTheme="majorHAnsi" w:hAnsiTheme="majorHAnsi" w:cstheme="majorHAnsi"/>
-              </w:rPr>
-              <w:t>").</w:t>
+              <w:t>Mostrar un marco de enfoque (Guía UI) en pantalla y ejecutar un análisis de video en vivo ("Analizando display").</w:t>
             </w:r>
           </w:p>
         </w:tc>
@@ -11627,35 +11469,7 @@
               <w:rPr>
                 <w:rFonts w:asciiTheme="majorHAnsi" w:hAnsiTheme="majorHAnsi" w:cstheme="majorHAnsi"/>
               </w:rPr>
-              <w:t>Incrustar automáticamente una marca de agua (</w:t>
-            </w:r>
-            <w:proofErr w:type="spellStart"/>
-            <w:r>
-              <w:rPr>
-                <w:rFonts w:asciiTheme="majorHAnsi" w:hAnsiTheme="majorHAnsi" w:cstheme="majorHAnsi"/>
-              </w:rPr>
-              <w:t>watermark</w:t>
-            </w:r>
-            <w:proofErr w:type="spellEnd"/>
-            <w:r>
-              <w:rPr>
-                <w:rFonts w:asciiTheme="majorHAnsi" w:hAnsiTheme="majorHAnsi" w:cstheme="majorHAnsi"/>
-              </w:rPr>
-              <w:t xml:space="preserve">) en el video que contenga el GPS, UTC y </w:t>
-            </w:r>
-            <w:proofErr w:type="spellStart"/>
-            <w:r>
-              <w:rPr>
-                <w:rFonts w:asciiTheme="majorHAnsi" w:hAnsiTheme="majorHAnsi" w:cstheme="majorHAnsi"/>
-              </w:rPr>
-              <w:t>Timestamp</w:t>
-            </w:r>
-            <w:proofErr w:type="spellEnd"/>
-            <w:r>
-              <w:rPr>
-                <w:rFonts w:asciiTheme="majorHAnsi" w:hAnsiTheme="majorHAnsi" w:cstheme="majorHAnsi"/>
-              </w:rPr>
-              <w:t xml:space="preserve"> (TS).</w:t>
+              <w:t>Incrustar automáticamente una marca de agua (watermark) en el video que contenga el GPS, UTC y Timestamp (TS).</w:t>
             </w:r>
           </w:p>
         </w:tc>
@@ -11690,21 +11504,7 @@
               <w:rPr>
                 <w:rFonts w:asciiTheme="majorHAnsi" w:hAnsiTheme="majorHAnsi" w:cstheme="majorHAnsi"/>
               </w:rPr>
-              <w:t xml:space="preserve">Cambiar el estado a "Aprobado" en verde cuando la IA valide exitosamente el comportamiento del </w:t>
-            </w:r>
-            <w:proofErr w:type="spellStart"/>
-            <w:r>
-              <w:rPr>
-                <w:rFonts w:asciiTheme="majorHAnsi" w:hAnsiTheme="majorHAnsi" w:cstheme="majorHAnsi"/>
-              </w:rPr>
-              <w:t>display</w:t>
-            </w:r>
-            <w:proofErr w:type="spellEnd"/>
-            <w:r>
-              <w:rPr>
-                <w:rFonts w:asciiTheme="majorHAnsi" w:hAnsiTheme="majorHAnsi" w:cstheme="majorHAnsi"/>
-              </w:rPr>
-              <w:t>.</w:t>
+              <w:t>Cambiar el estado a "Aprobado" en verde cuando la IA valide exitosamente el comportamiento del display.</w:t>
             </w:r>
           </w:p>
         </w:tc>
@@ -15239,29 +15039,7 @@
                 <w:color w:val="000000"/>
                 <w:lang w:eastAsia="es-PE"/>
               </w:rPr>
-              <w:t>Protocolo de Contingencia (Modo Zero-</w:t>
-            </w:r>
-            <w:proofErr w:type="spellStart"/>
-            <w:r>
-              <w:rPr>
-                <w:rFonts w:ascii="Calibri" w:eastAsia="Times New Roman" w:hAnsi="Calibri" w:cs="Calibri"/>
-                <w:b/>
-                <w:bCs/>
-                <w:color w:val="000000"/>
-                <w:lang w:eastAsia="es-PE"/>
-              </w:rPr>
-              <w:t>Device</w:t>
-            </w:r>
-            <w:proofErr w:type="spellEnd"/>
-            <w:r>
-              <w:rPr>
-                <w:rFonts w:ascii="Calibri" w:eastAsia="Times New Roman" w:hAnsi="Calibri" w:cs="Calibri"/>
-                <w:b/>
-                <w:bCs/>
-                <w:color w:val="000000"/>
-                <w:lang w:eastAsia="es-PE"/>
-              </w:rPr>
-              <w:t>)</w:t>
+              <w:t>Protocolo de Contingencia (Modo Zero-Device)</w:t>
             </w:r>
           </w:p>
         </w:tc>
@@ -15588,21 +15366,7 @@
               <w:rPr>
                 <w:rFonts w:asciiTheme="majorHAnsi" w:hAnsiTheme="majorHAnsi" w:cstheme="majorHAnsi"/>
               </w:rPr>
-              <w:t xml:space="preserve">Proveer un flujo guiado de "Digitalización" </w:t>
-            </w:r>
-            <w:proofErr w:type="spellStart"/>
-            <w:r>
-              <w:rPr>
-                <w:rFonts w:asciiTheme="majorHAnsi" w:hAnsiTheme="majorHAnsi" w:cstheme="majorHAnsi"/>
-              </w:rPr>
-              <w:t>post-servicio</w:t>
-            </w:r>
-            <w:proofErr w:type="spellEnd"/>
-            <w:r>
-              <w:rPr>
-                <w:rFonts w:asciiTheme="majorHAnsi" w:hAnsiTheme="majorHAnsi" w:cstheme="majorHAnsi"/>
-              </w:rPr>
-              <w:t xml:space="preserve"> en 3 pasos: 1) Escanear QR, 2) Tomar foto del formato físico, 3) Transcribir datos.</w:t>
+              <w:t>Proveer un flujo guiado de "Digitalización" post-servicio en 3 pasos: 1) Escanear QR, 2) Tomar foto del formato físico, 3) Transcribir datos.</w:t>
             </w:r>
           </w:p>
         </w:tc>
@@ -19690,21 +19454,7 @@
               <w:rPr>
                 <w:rFonts w:asciiTheme="majorHAnsi" w:hAnsiTheme="majorHAnsi" w:cstheme="majorHAnsi"/>
               </w:rPr>
-              <w:t>Mostrar la información de trazabilidad de entrega (</w:t>
-            </w:r>
-            <w:proofErr w:type="spellStart"/>
-            <w:r>
-              <w:rPr>
-                <w:rFonts w:asciiTheme="majorHAnsi" w:hAnsiTheme="majorHAnsi" w:cstheme="majorHAnsi"/>
-              </w:rPr>
-              <w:t>Nro</w:t>
-            </w:r>
-            <w:proofErr w:type="spellEnd"/>
-            <w:r>
-              <w:rPr>
-                <w:rFonts w:asciiTheme="majorHAnsi" w:hAnsiTheme="majorHAnsi" w:cstheme="majorHAnsi"/>
-              </w:rPr>
-              <w:t xml:space="preserve"> Guía, Quién entregó, Quién recibió).</w:t>
+              <w:t>Mostrar la información de trazabilidad de entrega (Nro Guía, Quién entregó, Quién recibió).</w:t>
             </w:r>
           </w:p>
         </w:tc>
@@ -20481,21 +20231,7 @@
               <w:rPr>
                 <w:rFonts w:asciiTheme="majorHAnsi" w:hAnsiTheme="majorHAnsi" w:cstheme="majorHAnsi"/>
               </w:rPr>
-              <w:t>Indicar claramente mediante etiquetas (</w:t>
-            </w:r>
-            <w:proofErr w:type="spellStart"/>
-            <w:r>
-              <w:rPr>
-                <w:rFonts w:asciiTheme="majorHAnsi" w:hAnsiTheme="majorHAnsi" w:cstheme="majorHAnsi"/>
-              </w:rPr>
-              <w:t>badges</w:t>
-            </w:r>
-            <w:proofErr w:type="spellEnd"/>
-            <w:r>
-              <w:rPr>
-                <w:rFonts w:asciiTheme="majorHAnsi" w:hAnsiTheme="majorHAnsi" w:cstheme="majorHAnsi"/>
-              </w:rPr>
-              <w:t>) si el documento está "DISPONIBLE OFFLINE" o es "SOLO ONLINE".</w:t>
+              <w:t>Indicar claramente mediante etiquetas (badges) si el documento está "DISPONIBLE OFFLINE" o es "SOLO ONLINE".</w:t>
             </w:r>
           </w:p>
         </w:tc>
@@ -22853,8 +22589,12 @@
       </w:pPr>
     </w:p>
     <w:sectPr>
-      <w:headerReference w:type="default" r:id="rId45"/>
-      <w:footerReference w:type="default" r:id="rId46"/>
+      <w:headerReference w:type="even" r:id="rId45"/>
+      <w:headerReference w:type="default" r:id="rId46"/>
+      <w:footerReference w:type="even" r:id="rId47"/>
+      <w:footerReference w:type="default" r:id="rId48"/>
+      <w:headerReference w:type="first" r:id="rId49"/>
+      <w:footerReference w:type="first" r:id="rId50"/>
       <w:pgSz w:w="11909" w:h="16834"/>
       <w:pgMar w:top="1440" w:right="1440" w:bottom="1440" w:left="1440" w:header="720" w:footer="720" w:gutter="0"/>
       <w:pgNumType w:start="1"/>
@@ -22890,6 +22630,16 @@
 </file>
 
 <file path=word/footer1.xml><?xml version="1.0" encoding="utf-8"?>
+<w:ftr xmlns:wpc="http://schemas.microsoft.com/office/word/2010/wordprocessingCanvas" xmlns:cx="http://schemas.microsoft.com/office/drawing/2014/chartex" xmlns:cx1="http://schemas.microsoft.com/office/drawing/2015/9/8/chartex" xmlns:cx2="http://schemas.microsoft.com/office/drawing/2015/10/21/chartex" xmlns:cx3="http://schemas.microsoft.com/office/drawing/2016/5/9/chartex" xmlns:cx4="http://schemas.microsoft.com/office/drawing/2016/5/10/chartex" xmlns:cx5="http://schemas.microsoft.com/office/drawing/2016/5/11/chartex" xmlns:cx6="http://schemas.microsoft.com/office/drawing/2016/5/12/chartex" xmlns:cx7="http://schemas.microsoft.com/office/drawing/2016/5/13/chartex" xmlns:cx8="http://schemas.microsoft.com/office/drawing/2016/5/14/chartex" xmlns:mc="http://schemas.openxmlformats.org/markup-compatibility/2006" xmlns:aink="http://schemas.microsoft.com/office/drawing/2016/ink" xmlns:am3d="http://schemas.microsoft.com/office/drawing/2017/model3d" xmlns:o="urn:schemas-microsoft-com:office:office" xmlns:r="http://schemas.openxmlformats.org/officeDocument/2006/relationships" xmlns:m="http://schemas.openxmlformats.org/officeDocument/2006/math" xmlns:v="urn:schemas-microsoft-com:vml" xmlns:wp14="http://schemas.microsoft.com/office/word/2010/wordprocessingDrawing" xmlns:wp="http://schemas.openxmlformats.org/drawingml/2006/wordprocessingDrawing" xmlns:w10="urn:schemas-microsoft-com:office:word" xmlns:w="http://schemas.openxmlformats.org/wordprocessingml/2006/main" xmlns:w14="http://schemas.microsoft.com/office/word/2010/wordml" xmlns:w15="http://schemas.microsoft.com/office/word/2012/wordml" xmlns:w16cex="http://schemas.microsoft.com/office/word/2018/wordml/cex" xmlns:w16cid="http://schemas.microsoft.com/office/word/2016/wordml/cid" xmlns:w16="http://schemas.microsoft.com/office/word/2018/wordml" xmlns:w16sdtdh="http://schemas.microsoft.com/office/word/2020/wordml/sdtdatahash" xmlns:w16se="http://schemas.microsoft.com/office/word/2015/wordml/symex" xmlns:wpg="http://schemas.microsoft.com/office/word/2010/wordprocessingGroup" xmlns:wpi="http://schemas.microsoft.com/office/word/2010/wordprocessingInk" xmlns:wne="http://schemas.microsoft.com/office/word/2006/wordml" xmlns:wps="http://schemas.microsoft.com/office/word/2010/wordprocessingShape" mc:Ignorable="w14 w15 w16se w16cid w16 w16cex w16sdtdh wp14">
+  <w:p>
+    <w:pPr>
+      <w:pStyle w:val="Piedepgina"/>
+    </w:pPr>
+  </w:p>
+</w:ftr>
+</file>
+
+<file path=word/footer2.xml><?xml version="1.0" encoding="utf-8"?>
 <w:ftr xmlns:wpc="http://schemas.microsoft.com/office/word/2010/wordprocessingCanvas" xmlns:cx="http://schemas.microsoft.com/office/drawing/2014/chartex" xmlns:cx1="http://schemas.microsoft.com/office/drawing/2015/9/8/chartex" xmlns:cx2="http://schemas.microsoft.com/office/drawing/2015/10/21/chartex" xmlns:cx3="http://schemas.microsoft.com/office/drawing/2016/5/9/chartex" xmlns:cx4="http://schemas.microsoft.com/office/drawing/2016/5/10/chartex" xmlns:cx5="http://schemas.microsoft.com/office/drawing/2016/5/11/chartex" xmlns:cx6="http://schemas.microsoft.com/office/drawing/2016/5/12/chartex" xmlns:cx7="http://schemas.microsoft.com/office/drawing/2016/5/13/chartex" xmlns:cx8="http://schemas.microsoft.com/office/drawing/2016/5/14/chartex" xmlns:mc="http://schemas.openxmlformats.org/markup-compatibility/2006" xmlns:aink="http://schemas.microsoft.com/office/drawing/2016/ink" xmlns:am3d="http://schemas.microsoft.com/office/drawing/2017/model3d" xmlns:o="urn:schemas-microsoft-com:office:office" xmlns:r="http://schemas.openxmlformats.org/officeDocument/2006/relationships" xmlns:m="http://schemas.openxmlformats.org/officeDocument/2006/math" xmlns:v="urn:schemas-microsoft-com:vml" xmlns:wp14="http://schemas.microsoft.com/office/word/2010/wordprocessingDrawing" xmlns:wp="http://schemas.openxmlformats.org/drawingml/2006/wordprocessingDrawing" xmlns:w10="urn:schemas-microsoft-com:office:word" xmlns:w="http://schemas.openxmlformats.org/wordprocessingml/2006/main" xmlns:w14="http://schemas.microsoft.com/office/word/2010/wordml" xmlns:w15="http://schemas.microsoft.com/office/word/2012/wordml" xmlns:w16cex="http://schemas.microsoft.com/office/word/2018/wordml/cex" xmlns:w16cid="http://schemas.microsoft.com/office/word/2016/wordml/cid" xmlns:w16="http://schemas.microsoft.com/office/word/2018/wordml" xmlns:w16sdtdh="http://schemas.microsoft.com/office/word/2020/wordml/sdtdatahash" xmlns:w16se="http://schemas.microsoft.com/office/word/2015/wordml/symex" xmlns:wpg="http://schemas.microsoft.com/office/word/2010/wordprocessingGroup" xmlns:wpi="http://schemas.microsoft.com/office/word/2010/wordprocessingInk" xmlns:wne="http://schemas.microsoft.com/office/word/2006/wordml" xmlns:wps="http://schemas.microsoft.com/office/word/2010/wordprocessingShape" mc:Ignorable="w14 w15 w16se w16cid w16 w16cex w16sdtdh wp14">
   <w:p/>
   <w:tbl>
@@ -23043,39 +22793,7 @@
               <w:sz w:val="14"/>
               <w:szCs w:val="14"/>
             </w:rPr>
-            <w:t>Análisis y diseño de sistema</w:t>
-          </w:r>
-          <w:r>
-            <w:rPr>
-              <w:color w:val="000000"/>
-              <w:sz w:val="14"/>
-              <w:szCs w:val="14"/>
-            </w:rPr>
-            <w:t xml:space="preserve"> </w:t>
-          </w:r>
-          <w:r>
-            <w:rPr>
-              <w:color w:val="000000"/>
-              <w:sz w:val="14"/>
-              <w:szCs w:val="14"/>
-            </w:rPr>
-            <w:t>TOTAL W</w:t>
-          </w:r>
-          <w:r>
-            <w:rPr>
-              <w:color w:val="000000"/>
-              <w:sz w:val="14"/>
-              <w:szCs w:val="14"/>
-            </w:rPr>
-            <w:t>E</w:t>
-          </w:r>
-          <w:r>
-            <w:rPr>
-              <w:color w:val="000000"/>
-              <w:sz w:val="14"/>
-              <w:szCs w:val="14"/>
-            </w:rPr>
-            <w:t>IGHT</w:t>
+            <w:t>Aplicación Móvil de Servicio de Campo</w:t>
           </w:r>
         </w:p>
       </w:tc>
@@ -23147,6 +22865,14 @@
               <w:sz w:val="14"/>
               <w:szCs w:val="14"/>
             </w:rPr>
+            <w:t>3</w:t>
+          </w:r>
+          <w:r>
+            <w:rPr>
+              <w:color w:val="000000"/>
+              <w:sz w:val="14"/>
+              <w:szCs w:val="14"/>
+            </w:rPr>
             <w:t>7</w:t>
           </w:r>
         </w:p>
@@ -23155,6 +22881,16 @@
   </w:tbl>
   <w:p/>
   <w:p/>
+</w:ftr>
+</file>
+
+<file path=word/footer3.xml><?xml version="1.0" encoding="utf-8"?>
+<w:ftr xmlns:wpc="http://schemas.microsoft.com/office/word/2010/wordprocessingCanvas" xmlns:cx="http://schemas.microsoft.com/office/drawing/2014/chartex" xmlns:cx1="http://schemas.microsoft.com/office/drawing/2015/9/8/chartex" xmlns:cx2="http://schemas.microsoft.com/office/drawing/2015/10/21/chartex" xmlns:cx3="http://schemas.microsoft.com/office/drawing/2016/5/9/chartex" xmlns:cx4="http://schemas.microsoft.com/office/drawing/2016/5/10/chartex" xmlns:cx5="http://schemas.microsoft.com/office/drawing/2016/5/11/chartex" xmlns:cx6="http://schemas.microsoft.com/office/drawing/2016/5/12/chartex" xmlns:cx7="http://schemas.microsoft.com/office/drawing/2016/5/13/chartex" xmlns:cx8="http://schemas.microsoft.com/office/drawing/2016/5/14/chartex" xmlns:mc="http://schemas.openxmlformats.org/markup-compatibility/2006" xmlns:aink="http://schemas.microsoft.com/office/drawing/2016/ink" xmlns:am3d="http://schemas.microsoft.com/office/drawing/2017/model3d" xmlns:o="urn:schemas-microsoft-com:office:office" xmlns:r="http://schemas.openxmlformats.org/officeDocument/2006/relationships" xmlns:m="http://schemas.openxmlformats.org/officeDocument/2006/math" xmlns:v="urn:schemas-microsoft-com:vml" xmlns:wp14="http://schemas.microsoft.com/office/word/2010/wordprocessingDrawing" xmlns:wp="http://schemas.openxmlformats.org/drawingml/2006/wordprocessingDrawing" xmlns:w10="urn:schemas-microsoft-com:office:word" xmlns:w="http://schemas.openxmlformats.org/wordprocessingml/2006/main" xmlns:w14="http://schemas.microsoft.com/office/word/2010/wordml" xmlns:w15="http://schemas.microsoft.com/office/word/2012/wordml" xmlns:w16cex="http://schemas.microsoft.com/office/word/2018/wordml/cex" xmlns:w16cid="http://schemas.microsoft.com/office/word/2016/wordml/cid" xmlns:w16="http://schemas.microsoft.com/office/word/2018/wordml" xmlns:w16sdtdh="http://schemas.microsoft.com/office/word/2020/wordml/sdtdatahash" xmlns:w16se="http://schemas.microsoft.com/office/word/2015/wordml/symex" xmlns:wpg="http://schemas.microsoft.com/office/word/2010/wordprocessingGroup" xmlns:wpi="http://schemas.microsoft.com/office/word/2010/wordprocessingInk" xmlns:wne="http://schemas.microsoft.com/office/word/2006/wordml" xmlns:wps="http://schemas.microsoft.com/office/word/2010/wordprocessingShape" mc:Ignorable="w14 w15 w16se w16cid w16 w16cex w16sdtdh wp14">
+  <w:p>
+    <w:pPr>
+      <w:pStyle w:val="Piedepgina"/>
+    </w:pPr>
+  </w:p>
 </w:ftr>
 </file>
 
@@ -23184,6 +22920,16 @@
 </file>
 
 <file path=word/header1.xml><?xml version="1.0" encoding="utf-8"?>
+<w:hdr xmlns:wpc="http://schemas.microsoft.com/office/word/2010/wordprocessingCanvas" xmlns:cx="http://schemas.microsoft.com/office/drawing/2014/chartex" xmlns:cx1="http://schemas.microsoft.com/office/drawing/2015/9/8/chartex" xmlns:cx2="http://schemas.microsoft.com/office/drawing/2015/10/21/chartex" xmlns:cx3="http://schemas.microsoft.com/office/drawing/2016/5/9/chartex" xmlns:cx4="http://schemas.microsoft.com/office/drawing/2016/5/10/chartex" xmlns:cx5="http://schemas.microsoft.com/office/drawing/2016/5/11/chartex" xmlns:cx6="http://schemas.microsoft.com/office/drawing/2016/5/12/chartex" xmlns:cx7="http://schemas.microsoft.com/office/drawing/2016/5/13/chartex" xmlns:cx8="http://schemas.microsoft.com/office/drawing/2016/5/14/chartex" xmlns:mc="http://schemas.openxmlformats.org/markup-compatibility/2006" xmlns:aink="http://schemas.microsoft.com/office/drawing/2016/ink" xmlns:am3d="http://schemas.microsoft.com/office/drawing/2017/model3d" xmlns:o="urn:schemas-microsoft-com:office:office" xmlns:r="http://schemas.openxmlformats.org/officeDocument/2006/relationships" xmlns:m="http://schemas.openxmlformats.org/officeDocument/2006/math" xmlns:v="urn:schemas-microsoft-com:vml" xmlns:wp14="http://schemas.microsoft.com/office/word/2010/wordprocessingDrawing" xmlns:wp="http://schemas.openxmlformats.org/drawingml/2006/wordprocessingDrawing" xmlns:w10="urn:schemas-microsoft-com:office:word" xmlns:w="http://schemas.openxmlformats.org/wordprocessingml/2006/main" xmlns:w14="http://schemas.microsoft.com/office/word/2010/wordml" xmlns:w15="http://schemas.microsoft.com/office/word/2012/wordml" xmlns:w16cex="http://schemas.microsoft.com/office/word/2018/wordml/cex" xmlns:w16cid="http://schemas.microsoft.com/office/word/2016/wordml/cid" xmlns:w16="http://schemas.microsoft.com/office/word/2018/wordml" xmlns:w16sdtdh="http://schemas.microsoft.com/office/word/2020/wordml/sdtdatahash" xmlns:w16se="http://schemas.microsoft.com/office/word/2015/wordml/symex" xmlns:wpg="http://schemas.microsoft.com/office/word/2010/wordprocessingGroup" xmlns:wpi="http://schemas.microsoft.com/office/word/2010/wordprocessingInk" xmlns:wne="http://schemas.microsoft.com/office/word/2006/wordml" xmlns:wps="http://schemas.microsoft.com/office/word/2010/wordprocessingShape" mc:Ignorable="w14 w15 w16se w16cid w16 w16cex w16sdtdh wp14">
+  <w:p>
+    <w:pPr>
+      <w:pStyle w:val="Encabezado"/>
+    </w:pPr>
+  </w:p>
+</w:hdr>
+</file>
+
+<file path=word/header2.xml><?xml version="1.0" encoding="utf-8"?>
 <w:hdr xmlns:wpc="http://schemas.microsoft.com/office/word/2010/wordprocessingCanvas" xmlns:cx="http://schemas.microsoft.com/office/drawing/2014/chartex" xmlns:cx1="http://schemas.microsoft.com/office/drawing/2015/9/8/chartex" xmlns:cx2="http://schemas.microsoft.com/office/drawing/2015/10/21/chartex" xmlns:cx3="http://schemas.microsoft.com/office/drawing/2016/5/9/chartex" xmlns:cx4="http://schemas.microsoft.com/office/drawing/2016/5/10/chartex" xmlns:cx5="http://schemas.microsoft.com/office/drawing/2016/5/11/chartex" xmlns:cx6="http://schemas.microsoft.com/office/drawing/2016/5/12/chartex" xmlns:cx7="http://schemas.microsoft.com/office/drawing/2016/5/13/chartex" xmlns:cx8="http://schemas.microsoft.com/office/drawing/2016/5/14/chartex" xmlns:mc="http://schemas.openxmlformats.org/markup-compatibility/2006" xmlns:aink="http://schemas.microsoft.com/office/drawing/2016/ink" xmlns:am3d="http://schemas.microsoft.com/office/drawing/2017/model3d" xmlns:o="urn:schemas-microsoft-com:office:office" xmlns:r="http://schemas.openxmlformats.org/officeDocument/2006/relationships" xmlns:m="http://schemas.openxmlformats.org/officeDocument/2006/math" xmlns:v="urn:schemas-microsoft-com:vml" xmlns:wp14="http://schemas.microsoft.com/office/word/2010/wordprocessingDrawing" xmlns:wp="http://schemas.openxmlformats.org/drawingml/2006/wordprocessingDrawing" xmlns:w10="urn:schemas-microsoft-com:office:word" xmlns:w="http://schemas.openxmlformats.org/wordprocessingml/2006/main" xmlns:w14="http://schemas.microsoft.com/office/word/2010/wordml" xmlns:w15="http://schemas.microsoft.com/office/word/2012/wordml" xmlns:w16cex="http://schemas.microsoft.com/office/word/2018/wordml/cex" xmlns:w16cid="http://schemas.microsoft.com/office/word/2016/wordml/cid" xmlns:w16="http://schemas.microsoft.com/office/word/2018/wordml" xmlns:w16sdtdh="http://schemas.microsoft.com/office/word/2020/wordml/sdtdatahash" xmlns:w16se="http://schemas.microsoft.com/office/word/2015/wordml/symex" xmlns:wpg="http://schemas.microsoft.com/office/word/2010/wordprocessingGroup" xmlns:wpi="http://schemas.microsoft.com/office/word/2010/wordprocessingInk" xmlns:wne="http://schemas.microsoft.com/office/word/2006/wordml" xmlns:wps="http://schemas.microsoft.com/office/word/2010/wordprocessingShape" mc:Ignorable="w14 w15 w16se w16cid w16 w16cex w16sdtdh wp14">
   <w:p>
     <w:pPr>
@@ -23326,83 +23072,6 @@
                 </a:graphic>
               </wp:inline>
             </w:drawing>
-          </w:r>
-          <w:r>
-            <w:rPr>
-              <w:rFonts w:asciiTheme="majorHAnsi" w:hAnsiTheme="majorHAnsi" w:cstheme="majorHAnsi"/>
-              <w:b/>
-              <w:bCs/>
-              <w:color w:val="0070C0"/>
-              <w:sz w:val="20"/>
-              <w:szCs w:val="20"/>
-            </w:rPr>
-            <w:t>#</w:t>
-          </w:r>
-          <w:r>
-            <w:rPr>
-              <w:rFonts w:asciiTheme="majorHAnsi" w:hAnsiTheme="majorHAnsi" w:cstheme="majorHAnsi"/>
-              <w:b/>
-              <w:bCs/>
-              <w:color w:val="0070C0"/>
-              <w:sz w:val="20"/>
-              <w:szCs w:val="20"/>
-            </w:rPr>
-            <w:t>COTI-</w:t>
-          </w:r>
-          <w:r>
-            <w:rPr>
-              <w:rFonts w:asciiTheme="majorHAnsi" w:hAnsiTheme="majorHAnsi" w:cstheme="majorHAnsi"/>
-              <w:b/>
-              <w:bCs/>
-              <w:color w:val="0070C0"/>
-              <w:sz w:val="20"/>
-              <w:szCs w:val="20"/>
-            </w:rPr>
-            <w:t>202</w:t>
-          </w:r>
-          <w:r>
-            <w:rPr>
-              <w:rFonts w:asciiTheme="majorHAnsi" w:hAnsiTheme="majorHAnsi" w:cstheme="majorHAnsi"/>
-              <w:b/>
-              <w:bCs/>
-              <w:color w:val="0070C0"/>
-              <w:sz w:val="20"/>
-              <w:szCs w:val="20"/>
-            </w:rPr>
-            <w:t>6</w:t>
-          </w:r>
-          <w:r>
-            <w:rPr>
-              <w:rFonts w:asciiTheme="majorHAnsi" w:hAnsiTheme="majorHAnsi" w:cstheme="majorHAnsi"/>
-              <w:b/>
-              <w:bCs/>
-              <w:color w:val="0070C0"/>
-              <w:sz w:val="20"/>
-              <w:szCs w:val="20"/>
-            </w:rPr>
-            <w:t>-0</w:t>
-          </w:r>
-          <w:r>
-            <w:rPr>
-              <w:rFonts w:asciiTheme="majorHAnsi" w:hAnsiTheme="majorHAnsi" w:cstheme="majorHAnsi"/>
-              <w:b/>
-              <w:bCs/>
-              <w:color w:val="0070C0"/>
-              <w:sz w:val="20"/>
-              <w:szCs w:val="20"/>
-            </w:rPr>
-            <w:t>0</w:t>
-          </w:r>
-          <w:r>
-            <w:rPr>
-              <w:rFonts w:asciiTheme="majorHAnsi" w:hAnsiTheme="majorHAnsi" w:cstheme="majorHAnsi"/>
-              <w:b/>
-              <w:bCs/>
-              <w:color w:val="0070C0"/>
-              <w:sz w:val="20"/>
-              <w:szCs w:val="20"/>
-            </w:rPr>
-            <w:t>48</w:t>
           </w:r>
         </w:p>
       </w:tc>
@@ -23571,6 +23240,16 @@
       <w:rPr>
         <w:color w:val="000000"/>
       </w:rPr>
+    </w:pPr>
+  </w:p>
+</w:hdr>
+</file>
+
+<file path=word/header3.xml><?xml version="1.0" encoding="utf-8"?>
+<w:hdr xmlns:wpc="http://schemas.microsoft.com/office/word/2010/wordprocessingCanvas" xmlns:cx="http://schemas.microsoft.com/office/drawing/2014/chartex" xmlns:cx1="http://schemas.microsoft.com/office/drawing/2015/9/8/chartex" xmlns:cx2="http://schemas.microsoft.com/office/drawing/2015/10/21/chartex" xmlns:cx3="http://schemas.microsoft.com/office/drawing/2016/5/9/chartex" xmlns:cx4="http://schemas.microsoft.com/office/drawing/2016/5/10/chartex" xmlns:cx5="http://schemas.microsoft.com/office/drawing/2016/5/11/chartex" xmlns:cx6="http://schemas.microsoft.com/office/drawing/2016/5/12/chartex" xmlns:cx7="http://schemas.microsoft.com/office/drawing/2016/5/13/chartex" xmlns:cx8="http://schemas.microsoft.com/office/drawing/2016/5/14/chartex" xmlns:mc="http://schemas.openxmlformats.org/markup-compatibility/2006" xmlns:aink="http://schemas.microsoft.com/office/drawing/2016/ink" xmlns:am3d="http://schemas.microsoft.com/office/drawing/2017/model3d" xmlns:o="urn:schemas-microsoft-com:office:office" xmlns:r="http://schemas.openxmlformats.org/officeDocument/2006/relationships" xmlns:m="http://schemas.openxmlformats.org/officeDocument/2006/math" xmlns:v="urn:schemas-microsoft-com:vml" xmlns:wp14="http://schemas.microsoft.com/office/word/2010/wordprocessingDrawing" xmlns:wp="http://schemas.openxmlformats.org/drawingml/2006/wordprocessingDrawing" xmlns:w10="urn:schemas-microsoft-com:office:word" xmlns:w="http://schemas.openxmlformats.org/wordprocessingml/2006/main" xmlns:w14="http://schemas.microsoft.com/office/word/2010/wordml" xmlns:w15="http://schemas.microsoft.com/office/word/2012/wordml" xmlns:w16cex="http://schemas.microsoft.com/office/word/2018/wordml/cex" xmlns:w16cid="http://schemas.microsoft.com/office/word/2016/wordml/cid" xmlns:w16="http://schemas.microsoft.com/office/word/2018/wordml" xmlns:w16sdtdh="http://schemas.microsoft.com/office/word/2020/wordml/sdtdatahash" xmlns:w16se="http://schemas.microsoft.com/office/word/2015/wordml/symex" xmlns:wpg="http://schemas.microsoft.com/office/word/2010/wordprocessingGroup" xmlns:wpi="http://schemas.microsoft.com/office/word/2010/wordprocessingInk" xmlns:wne="http://schemas.microsoft.com/office/word/2006/wordml" xmlns:wps="http://schemas.microsoft.com/office/word/2010/wordprocessingShape" mc:Ignorable="w14 w15 w16se w16cid w16 w16cex w16sdtdh wp14">
+  <w:p>
+    <w:pPr>
+      <w:pStyle w:val="Encabezado"/>
     </w:pPr>
   </w:p>
 </w:hdr>
@@ -26457,6 +26136,7 @@
   <w:style w:type="character" w:default="1" w:styleId="Fuentedeprrafopredeter">
     <w:name w:val="Default Paragraph Font"/>
     <w:uiPriority w:val="1"/>
+    <w:semiHidden/>
     <w:unhideWhenUsed/>
   </w:style>
   <w:style w:type="table" w:default="1" w:styleId="Tablanormal">
